--- a/ฟอร์มรายงานผล/Word/อณูชีววิทยา/New folder/ไฟล์เปล่าแบบที่ 1.docx
+++ b/ฟอร์มรายงานผล/Word/อณูชีววิทยา/New folder/ไฟล์เปล่าแบบที่ 1.docx
@@ -1,6 +1,6 @@
 
 <file path=word/document.xml><?xml version="1.0" encoding="utf-8"?>
-<w:document xmlns:wpc="http://schemas.microsoft.com/office/word/2010/wordprocessingCanvas" xmlns:mc="http://schemas.openxmlformats.org/markup-compatibility/2006" xmlns:o="urn:schemas-microsoft-com:office:office" xmlns:r="http://schemas.openxmlformats.org/officeDocument/2006/relationships" xmlns:m="http://schemas.openxmlformats.org/officeDocument/2006/math" xmlns:v="urn:schemas-microsoft-com:vml" xmlns:wp14="http://schemas.microsoft.com/office/word/2010/wordprocessingDrawing" xmlns:wp="http://schemas.openxmlformats.org/drawingml/2006/wordprocessingDrawing" xmlns:w10="urn:schemas-microsoft-com:office:word" xmlns:w="http://schemas.openxmlformats.org/wordprocessingml/2006/main" xmlns:w14="http://schemas.microsoft.com/office/word/2010/wordml" xmlns:w15="http://schemas.microsoft.com/office/word/2012/wordml" xmlns:wpg="http://schemas.microsoft.com/office/word/2010/wordprocessingGroup" xmlns:wpi="http://schemas.microsoft.com/office/word/2010/wordprocessingInk" xmlns:wne="http://schemas.microsoft.com/office/word/2006/wordml" xmlns:wps="http://schemas.microsoft.com/office/word/2010/wordprocessingShape" mc:Ignorable="w14 w15 wp14">
+<w:document xmlns:wpc="http://schemas.microsoft.com/office/word/2010/wordprocessingCanvas" xmlns:cx="http://schemas.microsoft.com/office/drawing/2014/chartex" xmlns:cx1="http://schemas.microsoft.com/office/drawing/2015/9/8/chartex" xmlns:cx2="http://schemas.microsoft.com/office/drawing/2015/10/21/chartex" xmlns:cx3="http://schemas.microsoft.com/office/drawing/2016/5/9/chartex" xmlns:cx4="http://schemas.microsoft.com/office/drawing/2016/5/10/chartex" xmlns:cx5="http://schemas.microsoft.com/office/drawing/2016/5/11/chartex" xmlns:cx6="http://schemas.microsoft.com/office/drawing/2016/5/12/chartex" xmlns:cx7="http://schemas.microsoft.com/office/drawing/2016/5/13/chartex" xmlns:cx8="http://schemas.microsoft.com/office/drawing/2016/5/14/chartex" xmlns:mc="http://schemas.openxmlformats.org/markup-compatibility/2006" xmlns:aink="http://schemas.microsoft.com/office/drawing/2016/ink" xmlns:am3d="http://schemas.microsoft.com/office/drawing/2017/model3d" xmlns:o="urn:schemas-microsoft-com:office:office" xmlns:oel="http://schemas.microsoft.com/office/2019/extlst" xmlns:r="http://schemas.openxmlformats.org/officeDocument/2006/relationships" xmlns:m="http://schemas.openxmlformats.org/officeDocument/2006/math" xmlns:v="urn:schemas-microsoft-com:vml" xmlns:wp14="http://schemas.microsoft.com/office/word/2010/wordprocessingDrawing" xmlns:wp="http://schemas.openxmlformats.org/drawingml/2006/wordprocessingDrawing" xmlns:w10="urn:schemas-microsoft-com:office:word" xmlns:w="http://schemas.openxmlformats.org/wordprocessingml/2006/main" xmlns:w14="http://schemas.microsoft.com/office/word/2010/wordml" xmlns:w15="http://schemas.microsoft.com/office/word/2012/wordml" xmlns:w16cex="http://schemas.microsoft.com/office/word/2018/wordml/cex" xmlns:w16cid="http://schemas.microsoft.com/office/word/2016/wordml/cid" xmlns:w16="http://schemas.microsoft.com/office/word/2018/wordml" xmlns:w16du="http://schemas.microsoft.com/office/word/2023/wordml/word16du" xmlns:w16sdtdh="http://schemas.microsoft.com/office/word/2020/wordml/sdtdatahash" xmlns:w16sdtfl="http://schemas.microsoft.com/office/word/2024/wordml/sdtformatlock" xmlns:w16se="http://schemas.microsoft.com/office/word/2015/wordml/symex" xmlns:wpg="http://schemas.microsoft.com/office/word/2010/wordprocessingGroup" xmlns:wpi="http://schemas.microsoft.com/office/word/2010/wordprocessingInk" xmlns:wne="http://schemas.microsoft.com/office/word/2006/wordml" xmlns:wps="http://schemas.microsoft.com/office/word/2010/wordprocessingShape" mc:Ignorable="w14 w15 w16se w16cid w16 w16cex w16sdtdh w16sdtfl w16du wp14">
   <w:body>
     <w:tbl>
       <w:tblPr>
@@ -49,39 +49,38 @@
                 <w:szCs w:val="32"/>
                 <w:cs/>
               </w:rPr>
-              <w:t xml:space="preserve">เลขที่รายงาน </w:t>
-            </w:r>
-            <w:r>
-              <w:rPr>
-                <w:rFonts w:ascii="TH SarabunPSK" w:hAnsi="TH SarabunPSK" w:cs="TH SarabunPSK"/>
-                <w:sz w:val="32"/>
-                <w:szCs w:val="32"/>
+              <w:t>เลขที่รายงาน</w:t>
+            </w:r>
+            <w:r>
+              <w:rPr>
+                <w:rFonts w:ascii="TH SarabunPSK" w:hAnsi="TH SarabunPSK" w:cs="TH SarabunPSK"/>
+                <w:b/>
+                <w:bCs/>
+                <w:sz w:val="32"/>
+                <w:szCs w:val="32"/>
+                <w:cs/>
+              </w:rPr>
+              <w:t>:</w:t>
+            </w:r>
+            <w:r>
+              <w:rPr>
+                <w:rFonts w:ascii="TH SarabunPSK" w:hAnsi="TH SarabunPSK" w:cs="TH SarabunPSK"/>
+                <w:b/>
+                <w:bCs/>
+                <w:sz w:val="32"/>
+                <w:szCs w:val="32"/>
+                <w:cs/>
               </w:rPr>
               <w:t xml:space="preserve"> </w:t>
             </w:r>
-            <w:sdt>
-              <w:sdtPr>
-                <w:rPr>
-                  <w:rFonts w:ascii="TH SarabunPSK" w:hAnsi="TH SarabunPSK" w:cs="TH SarabunPSK"/>
-                  <w:sz w:val="32"/>
-                  <w:szCs w:val="32"/>
-                </w:rPr>
-                <w:id w:val="255175821"/>
-                <w:placeholder>
-                  <w:docPart w:val="5AE9AEC99DA34E2AADF7B14B99F0CD31"/>
-                </w:placeholder>
-                <w:showingPlcHdr/>
-              </w:sdtPr>
-              <w:sdtEndPr/>
-              <w:sdtContent>
-                <w:r>
-                  <w:rPr>
-                    <w:rStyle w:val="PlaceholderText"/>
-                  </w:rPr>
-                  <w:t>Click or tap here to enter text.</w:t>
-                </w:r>
-              </w:sdtContent>
-            </w:sdt>
+            <w:r>
+              <w:rPr>
+                <w:rFonts w:ascii="TH SarabunPSK" w:hAnsi="TH SarabunPSK" w:cs="TH SarabunPSK"/>
+                <w:sz w:val="32"/>
+                <w:szCs w:val="32"/>
+              </w:rPr>
+              <w:t xml:space="preserve"> </w:t>
+            </w:r>
           </w:p>
         </w:tc>
         <w:tc>
@@ -113,81 +112,20 @@
             </w:r>
             <w:r>
               <w:rPr>
+                <w:rFonts w:ascii="TH SarabunPSK" w:hAnsi="TH SarabunPSK" w:cs="TH SarabunPSK"/>
+                <w:b/>
+                <w:bCs/>
+                <w:sz w:val="32"/>
+                <w:szCs w:val="32"/>
+                <w:cs/>
+              </w:rPr>
+              <w:t>:</w:t>
+            </w:r>
+            <w:r>
+              <w:rPr>
                 <w:rFonts w:ascii="TH SarabunPSK" w:hAnsi="TH SarabunPSK" w:cs="TH SarabunPSK" w:hint="cs"/>
                 <w:b/>
                 <w:bCs/>
-                <w:sz w:val="32"/>
-                <w:szCs w:val="32"/>
-                <w:cs/>
-              </w:rPr>
-              <w:t xml:space="preserve">  </w:t>
-            </w:r>
-            <w:bookmarkStart w:id="0" w:name="_GoBack"/>
-            <w:bookmarkEnd w:id="0"/>
-            <w:r>
-              <w:rPr>
-                <w:rFonts w:ascii="TH SarabunPSK" w:hAnsi="TH SarabunPSK" w:cs="TH SarabunPSK"/>
-                <w:b/>
-                <w:bCs/>
-                <w:sz w:val="32"/>
-                <w:szCs w:val="32"/>
-              </w:rPr>
-              <w:t>D</w:t>
-            </w:r>
-            <w:r>
-              <w:rPr>
-                <w:rFonts w:ascii="TH SarabunPSK" w:hAnsi="TH SarabunPSK" w:cs="TH SarabunPSK" w:hint="cs"/>
-                <w:sz w:val="32"/>
-                <w:szCs w:val="32"/>
-                <w:cs/>
-              </w:rPr>
-              <w:t xml:space="preserve"> </w:t>
-            </w:r>
-            <w:r>
-              <w:rPr>
-                <w:rFonts w:ascii="TH SarabunPSK" w:hAnsi="TH SarabunPSK" w:cs="TH SarabunPSK"/>
-                <w:sz w:val="32"/>
-                <w:szCs w:val="32"/>
-                <w:cs/>
-              </w:rPr>
-              <w:t>–</w:t>
-            </w:r>
-            <w:r>
-              <w:rPr>
-                <w:rFonts w:ascii="TH SarabunPSK" w:hAnsi="TH SarabunPSK" w:cs="TH SarabunPSK"/>
-                <w:sz w:val="32"/>
-                <w:szCs w:val="32"/>
-                <w:cs/>
-              </w:rPr>
-              <w:t xml:space="preserve"> </w:t>
-            </w:r>
-            <w:sdt>
-              <w:sdtPr>
-                <w:rPr>
-                  <w:rFonts w:ascii="TH SarabunPSK" w:hAnsi="TH SarabunPSK" w:cs="TH SarabunPSK"/>
-                  <w:sz w:val="32"/>
-                  <w:szCs w:val="32"/>
-                  <w:cs/>
-                </w:rPr>
-                <w:id w:val="-535418540"/>
-                <w:placeholder>
-                  <w:docPart w:val="462DA106F37643F0AB356245F81CF4AA"/>
-                </w:placeholder>
-                <w:showingPlcHdr/>
-              </w:sdtPr>
-              <w:sdtEndPr/>
-              <w:sdtContent>
-                <w:r>
-                  <w:rPr>
-                    <w:rStyle w:val="PlaceholderText"/>
-                  </w:rPr>
-                  <w:t>Click or tap here to enter text.</w:t>
-                </w:r>
-              </w:sdtContent>
-            </w:sdt>
-            <w:r>
-              <w:rPr>
-                <w:rFonts w:ascii="TH SarabunPSK" w:hAnsi="TH SarabunPSK" w:cs="TH SarabunPSK"/>
                 <w:sz w:val="32"/>
                 <w:szCs w:val="32"/>
                 <w:cs/>
@@ -203,7 +141,6 @@
           </w:tcPr>
           <w:p>
             <w:pPr>
-              <w:jc w:val="right"/>
               <w:rPr>
                 <w:rFonts w:ascii="TH SarabunPSK" w:hAnsi="TH SarabunPSK" w:cs="TH SarabunPSK"/>
                 <w:b/>
@@ -267,7 +204,6 @@
                   <w:docPart w:val="A759855696BC4308ACDF16F2BDC7D783"/>
                 </w:placeholder>
               </w:sdtPr>
-              <w:sdtEndPr/>
               <w:sdtContent>
                 <w:r>
                   <w:rPr>
@@ -327,6 +263,17 @@
             <w:r>
               <w:rPr>
                 <w:rFonts w:ascii="TH SarabunPSK" w:hAnsi="TH SarabunPSK" w:cs="TH SarabunPSK"/>
+                <w:b/>
+                <w:bCs/>
+                <w:sz w:val="32"/>
+                <w:szCs w:val="32"/>
+                <w:cs/>
+              </w:rPr>
+              <w:t>:</w:t>
+            </w:r>
+            <w:r>
+              <w:rPr>
+                <w:rFonts w:ascii="TH SarabunPSK" w:hAnsi="TH SarabunPSK" w:cs="TH SarabunPSK"/>
                 <w:sz w:val="32"/>
                 <w:szCs w:val="32"/>
                 <w:cs/>
@@ -343,35 +290,6 @@
               </w:rPr>
               <w:t xml:space="preserve"> </w:t>
             </w:r>
-            <w:sdt>
-              <w:sdtPr>
-                <w:rPr>
-                  <w:rFonts w:ascii="TH SarabunPSK" w:hAnsi="TH SarabunPSK" w:cs="TH SarabunPSK"/>
-                  <w:sz w:val="32"/>
-                  <w:szCs w:val="32"/>
-                </w:rPr>
-                <w:id w:val="1518429540"/>
-                <w:placeholder>
-                  <w:docPart w:val="34501F3B7827425CB0188B49EB43DB7B"/>
-                </w:placeholder>
-                <w:showingPlcHdr/>
-                <w:date w:fullDate="2025-12-12T00:00:00Z">
-                  <w:dateFormat w:val="dd/MM/bbbb"/>
-                  <w:lid w:val="th-TH"/>
-                  <w:storeMappedDataAs w:val="dateTime"/>
-                  <w:calendar w:val="thai"/>
-                </w:date>
-              </w:sdtPr>
-              <w:sdtEndPr/>
-              <w:sdtContent>
-                <w:r>
-                  <w:rPr>
-                    <w:rStyle w:val="PlaceholderText"/>
-                  </w:rPr>
-                  <w:t>Click or tap to enter a date.</w:t>
-                </w:r>
-              </w:sdtContent>
-            </w:sdt>
           </w:p>
         </w:tc>
         <w:tc>
@@ -405,6 +323,17 @@
             <w:r>
               <w:rPr>
                 <w:rFonts w:ascii="TH SarabunPSK" w:hAnsi="TH SarabunPSK" w:cs="TH SarabunPSK"/>
+                <w:b/>
+                <w:bCs/>
+                <w:sz w:val="32"/>
+                <w:szCs w:val="32"/>
+                <w:cs/>
+              </w:rPr>
+              <w:t>:</w:t>
+            </w:r>
+            <w:r>
+              <w:rPr>
+                <w:rFonts w:ascii="TH SarabunPSK" w:hAnsi="TH SarabunPSK" w:cs="TH SarabunPSK"/>
                 <w:sz w:val="32"/>
                 <w:szCs w:val="32"/>
                 <w:cs/>
@@ -419,35 +348,6 @@
               </w:rPr>
               <w:t xml:space="preserve">  </w:t>
             </w:r>
-            <w:sdt>
-              <w:sdtPr>
-                <w:rPr>
-                  <w:rFonts w:ascii="TH SarabunPSK" w:hAnsi="TH SarabunPSK" w:cs="TH SarabunPSK"/>
-                  <w:sz w:val="32"/>
-                  <w:szCs w:val="32"/>
-                </w:rPr>
-                <w:id w:val="2067294187"/>
-                <w:placeholder>
-                  <w:docPart w:val="5A3B5A2850AA41A5BAA9E58ED0AE1F1F"/>
-                </w:placeholder>
-                <w:showingPlcHdr/>
-                <w:date w:fullDate="2025-12-15T00:00:00Z">
-                  <w:dateFormat w:val="dd/MM/bbbb"/>
-                  <w:lid w:val="th-TH"/>
-                  <w:storeMappedDataAs w:val="dateTime"/>
-                  <w:calendar w:val="thai"/>
-                </w:date>
-              </w:sdtPr>
-              <w:sdtEndPr/>
-              <w:sdtContent>
-                <w:r>
-                  <w:rPr>
-                    <w:rStyle w:val="PlaceholderText"/>
-                  </w:rPr>
-                  <w:t>Click or tap to enter a date.</w:t>
-                </w:r>
-              </w:sdtContent>
-            </w:sdt>
           </w:p>
         </w:tc>
         <w:tc>
@@ -481,6 +381,17 @@
             <w:r>
               <w:rPr>
                 <w:rFonts w:ascii="TH SarabunPSK" w:hAnsi="TH SarabunPSK" w:cs="TH SarabunPSK"/>
+                <w:b/>
+                <w:bCs/>
+                <w:sz w:val="32"/>
+                <w:szCs w:val="32"/>
+                <w:cs/>
+              </w:rPr>
+              <w:t>:</w:t>
+            </w:r>
+            <w:r>
+              <w:rPr>
+                <w:rFonts w:ascii="TH SarabunPSK" w:hAnsi="TH SarabunPSK" w:cs="TH SarabunPSK"/>
                 <w:sz w:val="32"/>
                 <w:szCs w:val="32"/>
                 <w:cs/>
@@ -495,35 +406,6 @@
               </w:rPr>
               <w:t xml:space="preserve">  </w:t>
             </w:r>
-            <w:sdt>
-              <w:sdtPr>
-                <w:rPr>
-                  <w:rFonts w:ascii="TH SarabunPSK" w:hAnsi="TH SarabunPSK" w:cs="TH SarabunPSK"/>
-                  <w:sz w:val="32"/>
-                  <w:szCs w:val="32"/>
-                </w:rPr>
-                <w:id w:val="-1567866808"/>
-                <w:placeholder>
-                  <w:docPart w:val="06A643D9AF0B40368FD7A96421C46907"/>
-                </w:placeholder>
-                <w:showingPlcHdr/>
-                <w:date w:fullDate="2025-12-16T00:00:00Z">
-                  <w:dateFormat w:val="dd/MM/bbbb"/>
-                  <w:lid w:val="th-TH"/>
-                  <w:storeMappedDataAs w:val="dateTime"/>
-                  <w:calendar w:val="thai"/>
-                </w:date>
-              </w:sdtPr>
-              <w:sdtEndPr/>
-              <w:sdtContent>
-                <w:r>
-                  <w:rPr>
-                    <w:rStyle w:val="PlaceholderText"/>
-                  </w:rPr>
-                  <w:t>Click or tap to enter a date.</w:t>
-                </w:r>
-              </w:sdtContent>
-            </w:sdt>
           </w:p>
         </w:tc>
       </w:tr>
@@ -739,7 +621,6 @@
                     </w:rPr>
                     <w:t>(</w:t>
                   </w:r>
-                  <w:proofErr w:type="spellStart"/>
                   <w:r>
                     <w:rPr>
                       <w:rFonts w:ascii="TH SarabunPSK" w:hAnsi="TH SarabunPSK" w:cs="TH SarabunPSK" w:hint="cs"/>
@@ -747,17 +628,7 @@
                       <w:bCs/>
                       <w:szCs w:val="22"/>
                     </w:rPr>
-                    <w:t>ng</w:t>
-                  </w:r>
-                  <w:proofErr w:type="spellEnd"/>
-                  <w:r>
-                    <w:rPr>
-                      <w:rFonts w:ascii="TH SarabunPSK" w:hAnsi="TH SarabunPSK" w:cs="TH SarabunPSK" w:hint="cs"/>
-                      <w:b/>
-                      <w:bCs/>
-                      <w:szCs w:val="22"/>
-                    </w:rPr>
-                    <w:t>/µ</w:t>
+                    <w:t>ng/µ</w:t>
                   </w:r>
                   <w:r>
                     <w:rPr>
@@ -1235,35 +1106,6 @@
             </w:pPr>
             <w:r>
               <w:rPr>
-                <w:noProof/>
-              </w:rPr>
-              <w:pict w14:anchorId="4E48CE22">
-                <v:shapetype id="_x0000_t75" coordsize="21600,21600" o:spt="75" o:preferrelative="t" path="m@4@5l@4@11@9@11@9@5xe" filled="f" stroked="f">
-                  <v:stroke joinstyle="miter"/>
-                  <v:formulas>
-                    <v:f eqn="if lineDrawn pixelLineWidth 0"/>
-                    <v:f eqn="sum @0 1 0"/>
-                    <v:f eqn="sum 0 0 @1"/>
-                    <v:f eqn="prod @2 1 2"/>
-                    <v:f eqn="prod @3 21600 pixelWidth"/>
-                    <v:f eqn="prod @3 21600 pixelHeight"/>
-                    <v:f eqn="sum @0 0 1"/>
-                    <v:f eqn="prod @6 1 2"/>
-                    <v:f eqn="prod @7 21600 pixelWidth"/>
-                    <v:f eqn="sum @8 21600 0"/>
-                    <v:f eqn="prod @7 21600 pixelHeight"/>
-                    <v:f eqn="sum @10 21600 0"/>
-                  </v:formulas>
-                  <v:path o:extrusionok="f" gradientshapeok="t" o:connecttype="rect"/>
-                  <o:lock v:ext="edit" aspectratio="t"/>
-                </v:shapetype>
-                <v:shape id="_x0000_s1027" type="#_x0000_t75" style="position:absolute;left:0;text-align:left;margin-left:340.15pt;margin-top:16.85pt;width:61.55pt;height:39.95pt;z-index:251661312;mso-position-horizontal-relative:text;mso-position-vertical-relative:text;mso-width-relative:page;mso-height-relative:page">
-                  <v:imagedata r:id="rId6" o:title="S__6406164-Gh6BHSYUX-transformed"/>
-                </v:shape>
-              </w:pict>
-            </w:r>
-            <w:r>
-              <w:rPr>
                 <w:rFonts w:ascii="TH SarabunPSK" w:hAnsi="TH SarabunPSK" w:cs="TH SarabunPSK" w:hint="cs"/>
                 <w:b/>
                 <w:bCs/>
@@ -1271,7 +1113,42 @@
                 <w:szCs w:val="32"/>
                 <w:cs/>
               </w:rPr>
-              <w:t xml:space="preserve">                                                               </w:t>
+              <w:t xml:space="preserve">                                                             </w:t>
+            </w:r>
+          </w:p>
+          <w:p>
+            <w:pPr>
+              <w:jc w:val="center"/>
+              <w:rPr>
+                <w:rFonts w:ascii="TH SarabunPSK" w:hAnsi="TH SarabunPSK" w:cs="TH SarabunPSK"/>
+                <w:b/>
+                <w:bCs/>
+                <w:sz w:val="32"/>
+                <w:szCs w:val="32"/>
+              </w:rPr>
+            </w:pPr>
+            <w:r>
+              <w:rPr>
+                <w:rFonts w:ascii="TH SarabunPSK" w:hAnsi="TH SarabunPSK" w:cs="TH SarabunPSK" w:hint="cs"/>
+                <w:b/>
+                <w:bCs/>
+                <w:sz w:val="32"/>
+                <w:szCs w:val="32"/>
+                <w:cs/>
+              </w:rPr>
+              <w:lastRenderedPageBreak/>
+              <w:t xml:space="preserve">  </w:t>
+            </w:r>
+            <w:r>
+              <w:rPr>
+                <w:rFonts w:ascii="TH SarabunPSK" w:hAnsi="TH SarabunPSK" w:cs="TH SarabunPSK" w:hint="cs"/>
+                <w:b/>
+                <w:bCs/>
+                <w:sz w:val="32"/>
+                <w:szCs w:val="32"/>
+                <w:cs/>
+              </w:rPr>
+              <w:t xml:space="preserve">                                                        </w:t>
             </w:r>
             <w:r>
               <w:rPr>
@@ -1343,6 +1220,7 @@
                 <w:szCs w:val="32"/>
                 <w:cs/>
               </w:rPr>
+              <w:lastRenderedPageBreak/>
               <w:t xml:space="preserve">                                                                 </w:t>
             </w:r>
             <w:r>
@@ -1367,7 +1245,6 @@
                   <w:docPart w:val="D207863B442A421D8B9C4AD9B02C0D9F"/>
                 </w:placeholder>
               </w:sdtPr>
-              <w:sdtEndPr/>
               <w:sdtContent>
                 <w:r>
                   <w:rPr>
@@ -1494,10 +1371,10 @@
       </w:pPr>
     </w:p>
     <w:sectPr>
-      <w:headerReference w:type="even" r:id="rId7"/>
-      <w:headerReference w:type="default" r:id="rId8"/>
-      <w:footerReference w:type="default" r:id="rId9"/>
-      <w:headerReference w:type="first" r:id="rId10"/>
+      <w:headerReference w:type="even" r:id="rId6"/>
+      <w:headerReference w:type="default" r:id="rId7"/>
+      <w:footerReference w:type="default" r:id="rId8"/>
+      <w:headerReference w:type="first" r:id="rId9"/>
       <w:pgSz w:w="11906" w:h="16838"/>
       <w:pgMar w:top="1916" w:right="1440" w:bottom="851" w:left="1440" w:header="283" w:footer="516" w:gutter="0"/>
       <w:cols w:space="708"/>
@@ -1508,7 +1385,7 @@
 </file>
 
 <file path=word/endnotes.xml><?xml version="1.0" encoding="utf-8"?>
-<w:endnotes xmlns:wpc="http://schemas.microsoft.com/office/word/2010/wordprocessingCanvas" xmlns:mc="http://schemas.openxmlformats.org/markup-compatibility/2006" xmlns:o="urn:schemas-microsoft-com:office:office" xmlns:r="http://schemas.openxmlformats.org/officeDocument/2006/relationships" xmlns:m="http://schemas.openxmlformats.org/officeDocument/2006/math" xmlns:v="urn:schemas-microsoft-com:vml" xmlns:wp14="http://schemas.microsoft.com/office/word/2010/wordprocessingDrawing" xmlns:wp="http://schemas.openxmlformats.org/drawingml/2006/wordprocessingDrawing" xmlns:w10="urn:schemas-microsoft-com:office:word" xmlns:w="http://schemas.openxmlformats.org/wordprocessingml/2006/main" xmlns:w14="http://schemas.microsoft.com/office/word/2010/wordml" xmlns:w15="http://schemas.microsoft.com/office/word/2012/wordml" xmlns:wpg="http://schemas.microsoft.com/office/word/2010/wordprocessingGroup" xmlns:wpi="http://schemas.microsoft.com/office/word/2010/wordprocessingInk" xmlns:wne="http://schemas.microsoft.com/office/word/2006/wordml" xmlns:wps="http://schemas.microsoft.com/office/word/2010/wordprocessingShape" mc:Ignorable="w14 w15 wp14">
+<w:endnotes xmlns:wpc="http://schemas.microsoft.com/office/word/2010/wordprocessingCanvas" xmlns:cx="http://schemas.microsoft.com/office/drawing/2014/chartex" xmlns:cx1="http://schemas.microsoft.com/office/drawing/2015/9/8/chartex" xmlns:cx2="http://schemas.microsoft.com/office/drawing/2015/10/21/chartex" xmlns:cx3="http://schemas.microsoft.com/office/drawing/2016/5/9/chartex" xmlns:cx4="http://schemas.microsoft.com/office/drawing/2016/5/10/chartex" xmlns:cx5="http://schemas.microsoft.com/office/drawing/2016/5/11/chartex" xmlns:cx6="http://schemas.microsoft.com/office/drawing/2016/5/12/chartex" xmlns:cx7="http://schemas.microsoft.com/office/drawing/2016/5/13/chartex" xmlns:cx8="http://schemas.microsoft.com/office/drawing/2016/5/14/chartex" xmlns:mc="http://schemas.openxmlformats.org/markup-compatibility/2006" xmlns:aink="http://schemas.microsoft.com/office/drawing/2016/ink" xmlns:am3d="http://schemas.microsoft.com/office/drawing/2017/model3d" xmlns:o="urn:schemas-microsoft-com:office:office" xmlns:oel="http://schemas.microsoft.com/office/2019/extlst" xmlns:r="http://schemas.openxmlformats.org/officeDocument/2006/relationships" xmlns:m="http://schemas.openxmlformats.org/officeDocument/2006/math" xmlns:v="urn:schemas-microsoft-com:vml" xmlns:wp14="http://schemas.microsoft.com/office/word/2010/wordprocessingDrawing" xmlns:wp="http://schemas.openxmlformats.org/drawingml/2006/wordprocessingDrawing" xmlns:w10="urn:schemas-microsoft-com:office:word" xmlns:w="http://schemas.openxmlformats.org/wordprocessingml/2006/main" xmlns:w14="http://schemas.microsoft.com/office/word/2010/wordml" xmlns:w15="http://schemas.microsoft.com/office/word/2012/wordml" xmlns:w16cex="http://schemas.microsoft.com/office/word/2018/wordml/cex" xmlns:w16cid="http://schemas.microsoft.com/office/word/2016/wordml/cid" xmlns:w16="http://schemas.microsoft.com/office/word/2018/wordml" xmlns:w16du="http://schemas.microsoft.com/office/word/2023/wordml/word16du" xmlns:w16sdtdh="http://schemas.microsoft.com/office/word/2020/wordml/sdtdatahash" xmlns:w16sdtfl="http://schemas.microsoft.com/office/word/2024/wordml/sdtformatlock" xmlns:w16se="http://schemas.microsoft.com/office/word/2015/wordml/symex" xmlns:wpg="http://schemas.microsoft.com/office/word/2010/wordprocessingGroup" xmlns:wpi="http://schemas.microsoft.com/office/word/2010/wordprocessingInk" xmlns:wne="http://schemas.microsoft.com/office/word/2006/wordml" xmlns:wps="http://schemas.microsoft.com/office/word/2010/wordprocessingShape" mc:Ignorable="w14 w15 w16se w16cid w16 w16cex w16sdtdh w16sdtfl w16du wp14">
   <w:endnote w:type="separator" w:id="-1">
     <w:p>
       <w:r>
@@ -1527,7 +1404,7 @@
 </file>
 
 <file path=word/footer1.xml><?xml version="1.0" encoding="utf-8"?>
-<w:ftr xmlns:wpc="http://schemas.microsoft.com/office/word/2010/wordprocessingCanvas" xmlns:mc="http://schemas.openxmlformats.org/markup-compatibility/2006" xmlns:o="urn:schemas-microsoft-com:office:office" xmlns:r="http://schemas.openxmlformats.org/officeDocument/2006/relationships" xmlns:m="http://schemas.openxmlformats.org/officeDocument/2006/math" xmlns:v="urn:schemas-microsoft-com:vml" xmlns:wp14="http://schemas.microsoft.com/office/word/2010/wordprocessingDrawing" xmlns:wp="http://schemas.openxmlformats.org/drawingml/2006/wordprocessingDrawing" xmlns:w10="urn:schemas-microsoft-com:office:word" xmlns:w="http://schemas.openxmlformats.org/wordprocessingml/2006/main" xmlns:w14="http://schemas.microsoft.com/office/word/2010/wordml" xmlns:w15="http://schemas.microsoft.com/office/word/2012/wordml" xmlns:wpg="http://schemas.microsoft.com/office/word/2010/wordprocessingGroup" xmlns:wpi="http://schemas.microsoft.com/office/word/2010/wordprocessingInk" xmlns:wne="http://schemas.microsoft.com/office/word/2006/wordml" xmlns:wps="http://schemas.microsoft.com/office/word/2010/wordprocessingShape" mc:Ignorable="w14 w15 wp14">
+<w:ftr xmlns:wpc="http://schemas.microsoft.com/office/word/2010/wordprocessingCanvas" xmlns:cx="http://schemas.microsoft.com/office/drawing/2014/chartex" xmlns:cx1="http://schemas.microsoft.com/office/drawing/2015/9/8/chartex" xmlns:cx2="http://schemas.microsoft.com/office/drawing/2015/10/21/chartex" xmlns:cx3="http://schemas.microsoft.com/office/drawing/2016/5/9/chartex" xmlns:cx4="http://schemas.microsoft.com/office/drawing/2016/5/10/chartex" xmlns:cx5="http://schemas.microsoft.com/office/drawing/2016/5/11/chartex" xmlns:cx6="http://schemas.microsoft.com/office/drawing/2016/5/12/chartex" xmlns:cx7="http://schemas.microsoft.com/office/drawing/2016/5/13/chartex" xmlns:cx8="http://schemas.microsoft.com/office/drawing/2016/5/14/chartex" xmlns:mc="http://schemas.openxmlformats.org/markup-compatibility/2006" xmlns:aink="http://schemas.microsoft.com/office/drawing/2016/ink" xmlns:am3d="http://schemas.microsoft.com/office/drawing/2017/model3d" xmlns:o="urn:schemas-microsoft-com:office:office" xmlns:oel="http://schemas.microsoft.com/office/2019/extlst" xmlns:r="http://schemas.openxmlformats.org/officeDocument/2006/relationships" xmlns:m="http://schemas.openxmlformats.org/officeDocument/2006/math" xmlns:v="urn:schemas-microsoft-com:vml" xmlns:wp14="http://schemas.microsoft.com/office/word/2010/wordprocessingDrawing" xmlns:wp="http://schemas.openxmlformats.org/drawingml/2006/wordprocessingDrawing" xmlns:w10="urn:schemas-microsoft-com:office:word" xmlns:w="http://schemas.openxmlformats.org/wordprocessingml/2006/main" xmlns:w14="http://schemas.microsoft.com/office/word/2010/wordml" xmlns:w15="http://schemas.microsoft.com/office/word/2012/wordml" xmlns:w16cex="http://schemas.microsoft.com/office/word/2018/wordml/cex" xmlns:w16cid="http://schemas.microsoft.com/office/word/2016/wordml/cid" xmlns:w16="http://schemas.microsoft.com/office/word/2018/wordml" xmlns:w16du="http://schemas.microsoft.com/office/word/2023/wordml/word16du" xmlns:w16sdtdh="http://schemas.microsoft.com/office/word/2020/wordml/sdtdatahash" xmlns:w16sdtfl="http://schemas.microsoft.com/office/word/2024/wordml/sdtformatlock" xmlns:w16se="http://schemas.microsoft.com/office/word/2015/wordml/symex" xmlns:wpg="http://schemas.microsoft.com/office/word/2010/wordprocessingGroup" xmlns:wpi="http://schemas.microsoft.com/office/word/2010/wordprocessingInk" xmlns:wne="http://schemas.microsoft.com/office/word/2006/wordml" xmlns:wps="http://schemas.microsoft.com/office/word/2010/wordprocessingShape" mc:Ignorable="w14 w15 w16se w16cid w16 w16cex w16sdtdh w16sdtfl w16du wp14">
   <w:p>
     <w:pPr>
       <w:keepNext/>
@@ -1675,7 +1552,7 @@
 </file>
 
 <file path=word/footnotes.xml><?xml version="1.0" encoding="utf-8"?>
-<w:footnotes xmlns:wpc="http://schemas.microsoft.com/office/word/2010/wordprocessingCanvas" xmlns:mc="http://schemas.openxmlformats.org/markup-compatibility/2006" xmlns:o="urn:schemas-microsoft-com:office:office" xmlns:r="http://schemas.openxmlformats.org/officeDocument/2006/relationships" xmlns:m="http://schemas.openxmlformats.org/officeDocument/2006/math" xmlns:v="urn:schemas-microsoft-com:vml" xmlns:wp14="http://schemas.microsoft.com/office/word/2010/wordprocessingDrawing" xmlns:wp="http://schemas.openxmlformats.org/drawingml/2006/wordprocessingDrawing" xmlns:w10="urn:schemas-microsoft-com:office:word" xmlns:w="http://schemas.openxmlformats.org/wordprocessingml/2006/main" xmlns:w14="http://schemas.microsoft.com/office/word/2010/wordml" xmlns:w15="http://schemas.microsoft.com/office/word/2012/wordml" xmlns:wpg="http://schemas.microsoft.com/office/word/2010/wordprocessingGroup" xmlns:wpi="http://schemas.microsoft.com/office/word/2010/wordprocessingInk" xmlns:wne="http://schemas.microsoft.com/office/word/2006/wordml" xmlns:wps="http://schemas.microsoft.com/office/word/2010/wordprocessingShape" mc:Ignorable="w14 w15 wp14">
+<w:footnotes xmlns:wpc="http://schemas.microsoft.com/office/word/2010/wordprocessingCanvas" xmlns:cx="http://schemas.microsoft.com/office/drawing/2014/chartex" xmlns:cx1="http://schemas.microsoft.com/office/drawing/2015/9/8/chartex" xmlns:cx2="http://schemas.microsoft.com/office/drawing/2015/10/21/chartex" xmlns:cx3="http://schemas.microsoft.com/office/drawing/2016/5/9/chartex" xmlns:cx4="http://schemas.microsoft.com/office/drawing/2016/5/10/chartex" xmlns:cx5="http://schemas.microsoft.com/office/drawing/2016/5/11/chartex" xmlns:cx6="http://schemas.microsoft.com/office/drawing/2016/5/12/chartex" xmlns:cx7="http://schemas.microsoft.com/office/drawing/2016/5/13/chartex" xmlns:cx8="http://schemas.microsoft.com/office/drawing/2016/5/14/chartex" xmlns:mc="http://schemas.openxmlformats.org/markup-compatibility/2006" xmlns:aink="http://schemas.microsoft.com/office/drawing/2016/ink" xmlns:am3d="http://schemas.microsoft.com/office/drawing/2017/model3d" xmlns:o="urn:schemas-microsoft-com:office:office" xmlns:oel="http://schemas.microsoft.com/office/2019/extlst" xmlns:r="http://schemas.openxmlformats.org/officeDocument/2006/relationships" xmlns:m="http://schemas.openxmlformats.org/officeDocument/2006/math" xmlns:v="urn:schemas-microsoft-com:vml" xmlns:wp14="http://schemas.microsoft.com/office/word/2010/wordprocessingDrawing" xmlns:wp="http://schemas.openxmlformats.org/drawingml/2006/wordprocessingDrawing" xmlns:w10="urn:schemas-microsoft-com:office:word" xmlns:w="http://schemas.openxmlformats.org/wordprocessingml/2006/main" xmlns:w14="http://schemas.microsoft.com/office/word/2010/wordml" xmlns:w15="http://schemas.microsoft.com/office/word/2012/wordml" xmlns:w16cex="http://schemas.microsoft.com/office/word/2018/wordml/cex" xmlns:w16cid="http://schemas.microsoft.com/office/word/2016/wordml/cid" xmlns:w16="http://schemas.microsoft.com/office/word/2018/wordml" xmlns:w16du="http://schemas.microsoft.com/office/word/2023/wordml/word16du" xmlns:w16sdtdh="http://schemas.microsoft.com/office/word/2020/wordml/sdtdatahash" xmlns:w16sdtfl="http://schemas.microsoft.com/office/word/2024/wordml/sdtformatlock" xmlns:w16se="http://schemas.microsoft.com/office/word/2015/wordml/symex" xmlns:wpg="http://schemas.microsoft.com/office/word/2010/wordprocessingGroup" xmlns:wpi="http://schemas.microsoft.com/office/word/2010/wordprocessingInk" xmlns:wne="http://schemas.microsoft.com/office/word/2006/wordml" xmlns:wps="http://schemas.microsoft.com/office/word/2010/wordprocessingShape" mc:Ignorable="w14 w15 w16se w16cid w16 w16cex w16sdtdh w16sdtfl w16du wp14">
   <w:footnote w:type="separator" w:id="-1">
     <w:p>
       <w:r>
@@ -1694,7 +1571,7 @@
 </file>
 
 <file path=word/header1.xml><?xml version="1.0" encoding="utf-8"?>
-<w:hdr xmlns:wpc="http://schemas.microsoft.com/office/word/2010/wordprocessingCanvas" xmlns:mc="http://schemas.openxmlformats.org/markup-compatibility/2006" xmlns:o="urn:schemas-microsoft-com:office:office" xmlns:r="http://schemas.openxmlformats.org/officeDocument/2006/relationships" xmlns:m="http://schemas.openxmlformats.org/officeDocument/2006/math" xmlns:v="urn:schemas-microsoft-com:vml" xmlns:wp14="http://schemas.microsoft.com/office/word/2010/wordprocessingDrawing" xmlns:wp="http://schemas.openxmlformats.org/drawingml/2006/wordprocessingDrawing" xmlns:w10="urn:schemas-microsoft-com:office:word" xmlns:w="http://schemas.openxmlformats.org/wordprocessingml/2006/main" xmlns:w14="http://schemas.microsoft.com/office/word/2010/wordml" xmlns:w15="http://schemas.microsoft.com/office/word/2012/wordml" xmlns:wpg="http://schemas.microsoft.com/office/word/2010/wordprocessingGroup" xmlns:wpi="http://schemas.microsoft.com/office/word/2010/wordprocessingInk" xmlns:wne="http://schemas.microsoft.com/office/word/2006/wordml" xmlns:wps="http://schemas.microsoft.com/office/word/2010/wordprocessingShape" mc:Ignorable="w14 w15 wp14">
+<w:hdr xmlns:wpc="http://schemas.microsoft.com/office/word/2010/wordprocessingCanvas" xmlns:cx="http://schemas.microsoft.com/office/drawing/2014/chartex" xmlns:cx1="http://schemas.microsoft.com/office/drawing/2015/9/8/chartex" xmlns:cx2="http://schemas.microsoft.com/office/drawing/2015/10/21/chartex" xmlns:cx3="http://schemas.microsoft.com/office/drawing/2016/5/9/chartex" xmlns:cx4="http://schemas.microsoft.com/office/drawing/2016/5/10/chartex" xmlns:cx5="http://schemas.microsoft.com/office/drawing/2016/5/11/chartex" xmlns:cx6="http://schemas.microsoft.com/office/drawing/2016/5/12/chartex" xmlns:cx7="http://schemas.microsoft.com/office/drawing/2016/5/13/chartex" xmlns:cx8="http://schemas.microsoft.com/office/drawing/2016/5/14/chartex" xmlns:mc="http://schemas.openxmlformats.org/markup-compatibility/2006" xmlns:aink="http://schemas.microsoft.com/office/drawing/2016/ink" xmlns:am3d="http://schemas.microsoft.com/office/drawing/2017/model3d" xmlns:o="urn:schemas-microsoft-com:office:office" xmlns:oel="http://schemas.microsoft.com/office/2019/extlst" xmlns:r="http://schemas.openxmlformats.org/officeDocument/2006/relationships" xmlns:m="http://schemas.openxmlformats.org/officeDocument/2006/math" xmlns:v="urn:schemas-microsoft-com:vml" xmlns:wp14="http://schemas.microsoft.com/office/word/2010/wordprocessingDrawing" xmlns:wp="http://schemas.openxmlformats.org/drawingml/2006/wordprocessingDrawing" xmlns:w10="urn:schemas-microsoft-com:office:word" xmlns:w="http://schemas.openxmlformats.org/wordprocessingml/2006/main" xmlns:w14="http://schemas.microsoft.com/office/word/2010/wordml" xmlns:w15="http://schemas.microsoft.com/office/word/2012/wordml" xmlns:w16cex="http://schemas.microsoft.com/office/word/2018/wordml/cex" xmlns:w16cid="http://schemas.microsoft.com/office/word/2016/wordml/cid" xmlns:w16="http://schemas.microsoft.com/office/word/2018/wordml" xmlns:w16du="http://schemas.microsoft.com/office/word/2023/wordml/word16du" xmlns:w16sdtdh="http://schemas.microsoft.com/office/word/2020/wordml/sdtdatahash" xmlns:w16sdtfl="http://schemas.microsoft.com/office/word/2024/wordml/sdtformatlock" xmlns:w16se="http://schemas.microsoft.com/office/word/2015/wordml/symex" xmlns:wpg="http://schemas.microsoft.com/office/word/2010/wordprocessingGroup" xmlns:wpi="http://schemas.microsoft.com/office/word/2010/wordprocessingInk" xmlns:wne="http://schemas.microsoft.com/office/word/2006/wordml" xmlns:wps="http://schemas.microsoft.com/office/word/2010/wordprocessingShape" mc:Ignorable="w14 w15 w16se w16cid w16 w16cex w16sdtdh w16sdtfl w16du wp14">
   <w:p>
     <w:pPr>
       <w:pStyle w:val="Header"/>
@@ -1723,7 +1600,7 @@
           <v:path o:extrusionok="f" gradientshapeok="t" o:connecttype="rect"/>
           <o:lock v:ext="edit" aspectratio="t"/>
         </v:shapetype>
-        <v:shape id="WordPictureWatermark31032579" o:spid="_x0000_s2050" type="#_x0000_t75" style="position:absolute;margin-left:0;margin-top:0;width:450.15pt;height:416.3pt;z-index:-251657216;mso-position-horizontal:center;mso-position-horizontal-relative:margin;mso-position-vertical:center;mso-position-vertical-relative:margin" o:allowincell="f">
+        <v:shape id="WordPictureWatermark31032579" o:spid="_x0000_s1026" type="#_x0000_t75" style="position:absolute;margin-left:0;margin-top:0;width:450.15pt;height:416.3pt;z-index:-251657216;mso-position-horizontal:center;mso-position-horizontal-relative:margin;mso-position-vertical:center;mso-position-vertical-relative:margin" o:allowincell="f">
           <v:imagedata r:id="rId1" o:title="1 (1)" gain="19661f" blacklevel="22938f"/>
           <w10:wrap anchorx="margin" anchory="margin"/>
         </v:shape>
@@ -1734,7 +1611,7 @@
 </file>
 
 <file path=word/header2.xml><?xml version="1.0" encoding="utf-8"?>
-<w:hdr xmlns:wpc="http://schemas.microsoft.com/office/word/2010/wordprocessingCanvas" xmlns:mc="http://schemas.openxmlformats.org/markup-compatibility/2006" xmlns:o="urn:schemas-microsoft-com:office:office" xmlns:r="http://schemas.openxmlformats.org/officeDocument/2006/relationships" xmlns:m="http://schemas.openxmlformats.org/officeDocument/2006/math" xmlns:v="urn:schemas-microsoft-com:vml" xmlns:wp14="http://schemas.microsoft.com/office/word/2010/wordprocessingDrawing" xmlns:wp="http://schemas.openxmlformats.org/drawingml/2006/wordprocessingDrawing" xmlns:w10="urn:schemas-microsoft-com:office:word" xmlns:w="http://schemas.openxmlformats.org/wordprocessingml/2006/main" xmlns:w14="http://schemas.microsoft.com/office/word/2010/wordml" xmlns:w15="http://schemas.microsoft.com/office/word/2012/wordml" xmlns:wpg="http://schemas.microsoft.com/office/word/2010/wordprocessingGroup" xmlns:wpi="http://schemas.microsoft.com/office/word/2010/wordprocessingInk" xmlns:wne="http://schemas.microsoft.com/office/word/2006/wordml" xmlns:wps="http://schemas.microsoft.com/office/word/2010/wordprocessingShape" mc:Ignorable="w14 w15 wp14">
+<w:hdr xmlns:wpc="http://schemas.microsoft.com/office/word/2010/wordprocessingCanvas" xmlns:cx="http://schemas.microsoft.com/office/drawing/2014/chartex" xmlns:cx1="http://schemas.microsoft.com/office/drawing/2015/9/8/chartex" xmlns:cx2="http://schemas.microsoft.com/office/drawing/2015/10/21/chartex" xmlns:cx3="http://schemas.microsoft.com/office/drawing/2016/5/9/chartex" xmlns:cx4="http://schemas.microsoft.com/office/drawing/2016/5/10/chartex" xmlns:cx5="http://schemas.microsoft.com/office/drawing/2016/5/11/chartex" xmlns:cx6="http://schemas.microsoft.com/office/drawing/2016/5/12/chartex" xmlns:cx7="http://schemas.microsoft.com/office/drawing/2016/5/13/chartex" xmlns:cx8="http://schemas.microsoft.com/office/drawing/2016/5/14/chartex" xmlns:mc="http://schemas.openxmlformats.org/markup-compatibility/2006" xmlns:aink="http://schemas.microsoft.com/office/drawing/2016/ink" xmlns:am3d="http://schemas.microsoft.com/office/drawing/2017/model3d" xmlns:o="urn:schemas-microsoft-com:office:office" xmlns:oel="http://schemas.microsoft.com/office/2019/extlst" xmlns:r="http://schemas.openxmlformats.org/officeDocument/2006/relationships" xmlns:m="http://schemas.openxmlformats.org/officeDocument/2006/math" xmlns:v="urn:schemas-microsoft-com:vml" xmlns:wp14="http://schemas.microsoft.com/office/word/2010/wordprocessingDrawing" xmlns:wp="http://schemas.openxmlformats.org/drawingml/2006/wordprocessingDrawing" xmlns:w10="urn:schemas-microsoft-com:office:word" xmlns:w="http://schemas.openxmlformats.org/wordprocessingml/2006/main" xmlns:w14="http://schemas.microsoft.com/office/word/2010/wordml" xmlns:w15="http://schemas.microsoft.com/office/word/2012/wordml" xmlns:w16cex="http://schemas.microsoft.com/office/word/2018/wordml/cex" xmlns:w16cid="http://schemas.microsoft.com/office/word/2016/wordml/cid" xmlns:w16="http://schemas.microsoft.com/office/word/2018/wordml" xmlns:w16du="http://schemas.microsoft.com/office/word/2023/wordml/word16du" xmlns:w16sdtdh="http://schemas.microsoft.com/office/word/2020/wordml/sdtdatahash" xmlns:w16sdtfl="http://schemas.microsoft.com/office/word/2024/wordml/sdtformatlock" xmlns:w16se="http://schemas.microsoft.com/office/word/2015/wordml/symex" xmlns:wpg="http://schemas.microsoft.com/office/word/2010/wordprocessingGroup" xmlns:wpi="http://schemas.microsoft.com/office/word/2010/wordprocessingInk" xmlns:wne="http://schemas.microsoft.com/office/word/2006/wordml" xmlns:wps="http://schemas.microsoft.com/office/word/2010/wordprocessingShape" mc:Ignorable="w14 w15 w16se w16cid w16 w16cex w16sdtdh w16sdtfl w16du wp14">
   <w:p>
     <w:pPr>
       <w:pStyle w:val="Header"/>
@@ -1772,7 +1649,7 @@
           <v:path o:extrusionok="f" gradientshapeok="t" o:connecttype="rect"/>
           <o:lock v:ext="edit" aspectratio="t"/>
         </v:shapetype>
-        <v:shape id="WordPictureWatermark31032580" o:spid="_x0000_s2051" type="#_x0000_t75" style="position:absolute;left:0;text-align:left;margin-left:0;margin-top:0;width:450.15pt;height:416.3pt;z-index:-251656192;mso-position-horizontal:center;mso-position-horizontal-relative:margin;mso-position-vertical:center;mso-position-vertical-relative:margin" o:allowincell="f">
+        <v:shape id="WordPictureWatermark31032580" o:spid="_x0000_s1027" type="#_x0000_t75" style="position:absolute;left:0;text-align:left;margin-left:0;margin-top:0;width:450.15pt;height:416.3pt;z-index:-251656192;mso-position-horizontal:center;mso-position-horizontal-relative:margin;mso-position-vertical:center;mso-position-vertical-relative:margin" o:allowincell="f">
           <v:imagedata r:id="rId1" o:title="1 (1)" gain="19661f" blacklevel="22938f"/>
           <w10:wrap anchorx="margin" anchory="margin"/>
         </v:shape>
@@ -1832,7 +1709,7 @@
 </file>
 
 <file path=word/header3.xml><?xml version="1.0" encoding="utf-8"?>
-<w:hdr xmlns:wpc="http://schemas.microsoft.com/office/word/2010/wordprocessingCanvas" xmlns:mc="http://schemas.openxmlformats.org/markup-compatibility/2006" xmlns:o="urn:schemas-microsoft-com:office:office" xmlns:r="http://schemas.openxmlformats.org/officeDocument/2006/relationships" xmlns:m="http://schemas.openxmlformats.org/officeDocument/2006/math" xmlns:v="urn:schemas-microsoft-com:vml" xmlns:wp14="http://schemas.microsoft.com/office/word/2010/wordprocessingDrawing" xmlns:wp="http://schemas.openxmlformats.org/drawingml/2006/wordprocessingDrawing" xmlns:w10="urn:schemas-microsoft-com:office:word" xmlns:w="http://schemas.openxmlformats.org/wordprocessingml/2006/main" xmlns:w14="http://schemas.microsoft.com/office/word/2010/wordml" xmlns:w15="http://schemas.microsoft.com/office/word/2012/wordml" xmlns:wpg="http://schemas.microsoft.com/office/word/2010/wordprocessingGroup" xmlns:wpi="http://schemas.microsoft.com/office/word/2010/wordprocessingInk" xmlns:wne="http://schemas.microsoft.com/office/word/2006/wordml" xmlns:wps="http://schemas.microsoft.com/office/word/2010/wordprocessingShape" mc:Ignorable="w14 w15 wp14">
+<w:hdr xmlns:wpc="http://schemas.microsoft.com/office/word/2010/wordprocessingCanvas" xmlns:cx="http://schemas.microsoft.com/office/drawing/2014/chartex" xmlns:cx1="http://schemas.microsoft.com/office/drawing/2015/9/8/chartex" xmlns:cx2="http://schemas.microsoft.com/office/drawing/2015/10/21/chartex" xmlns:cx3="http://schemas.microsoft.com/office/drawing/2016/5/9/chartex" xmlns:cx4="http://schemas.microsoft.com/office/drawing/2016/5/10/chartex" xmlns:cx5="http://schemas.microsoft.com/office/drawing/2016/5/11/chartex" xmlns:cx6="http://schemas.microsoft.com/office/drawing/2016/5/12/chartex" xmlns:cx7="http://schemas.microsoft.com/office/drawing/2016/5/13/chartex" xmlns:cx8="http://schemas.microsoft.com/office/drawing/2016/5/14/chartex" xmlns:mc="http://schemas.openxmlformats.org/markup-compatibility/2006" xmlns:aink="http://schemas.microsoft.com/office/drawing/2016/ink" xmlns:am3d="http://schemas.microsoft.com/office/drawing/2017/model3d" xmlns:o="urn:schemas-microsoft-com:office:office" xmlns:oel="http://schemas.microsoft.com/office/2019/extlst" xmlns:r="http://schemas.openxmlformats.org/officeDocument/2006/relationships" xmlns:m="http://schemas.openxmlformats.org/officeDocument/2006/math" xmlns:v="urn:schemas-microsoft-com:vml" xmlns:wp14="http://schemas.microsoft.com/office/word/2010/wordprocessingDrawing" xmlns:wp="http://schemas.openxmlformats.org/drawingml/2006/wordprocessingDrawing" xmlns:w10="urn:schemas-microsoft-com:office:word" xmlns:w="http://schemas.openxmlformats.org/wordprocessingml/2006/main" xmlns:w14="http://schemas.microsoft.com/office/word/2010/wordml" xmlns:w15="http://schemas.microsoft.com/office/word/2012/wordml" xmlns:w16cex="http://schemas.microsoft.com/office/word/2018/wordml/cex" xmlns:w16cid="http://schemas.microsoft.com/office/word/2016/wordml/cid" xmlns:w16="http://schemas.microsoft.com/office/word/2018/wordml" xmlns:w16du="http://schemas.microsoft.com/office/word/2023/wordml/word16du" xmlns:w16sdtdh="http://schemas.microsoft.com/office/word/2020/wordml/sdtdatahash" xmlns:w16sdtfl="http://schemas.microsoft.com/office/word/2024/wordml/sdtformatlock" xmlns:w16se="http://schemas.microsoft.com/office/word/2015/wordml/symex" xmlns:wpg="http://schemas.microsoft.com/office/word/2010/wordprocessingGroup" xmlns:wpi="http://schemas.microsoft.com/office/word/2010/wordprocessingInk" xmlns:wne="http://schemas.microsoft.com/office/word/2006/wordml" xmlns:wps="http://schemas.microsoft.com/office/word/2010/wordprocessingShape" mc:Ignorable="w14 w15 w16se w16cid w16 w16cex w16sdtdh w16sdtfl w16du wp14">
   <w:p>
     <w:pPr>
       <w:pStyle w:val="Header"/>
@@ -1861,7 +1738,7 @@
           <v:path o:extrusionok="f" gradientshapeok="t" o:connecttype="rect"/>
           <o:lock v:ext="edit" aspectratio="t"/>
         </v:shapetype>
-        <v:shape id="WordPictureWatermark31032578" o:spid="_x0000_s2049" type="#_x0000_t75" style="position:absolute;margin-left:0;margin-top:0;width:450.15pt;height:416.3pt;z-index:-251655168;mso-position-horizontal:center;mso-position-horizontal-relative:margin;mso-position-vertical:center;mso-position-vertical-relative:margin" o:allowincell="f">
+        <v:shape id="WordPictureWatermark31032578" o:spid="_x0000_s1025" type="#_x0000_t75" style="position:absolute;margin-left:0;margin-top:0;width:450.15pt;height:416.3pt;z-index:-251655168;mso-position-horizontal:center;mso-position-horizontal-relative:margin;mso-position-vertical:center;mso-position-vertical-relative:margin" o:allowincell="f">
           <v:imagedata r:id="rId1" o:title="1 (1)" gain="19661f" blacklevel="22938f"/>
           <w10:wrap anchorx="margin" anchory="margin"/>
         </v:shape>
@@ -1872,7 +1749,7 @@
 </file>
 
 <file path=word/styles.xml><?xml version="1.0" encoding="utf-8"?>
-<w:styles xmlns:mc="http://schemas.openxmlformats.org/markup-compatibility/2006" xmlns:r="http://schemas.openxmlformats.org/officeDocument/2006/relationships" xmlns:w="http://schemas.openxmlformats.org/wordprocessingml/2006/main" xmlns:w14="http://schemas.microsoft.com/office/word/2010/wordml" xmlns:w15="http://schemas.microsoft.com/office/word/2012/wordml" mc:Ignorable="w14 w15">
+<w:styles xmlns:mc="http://schemas.openxmlformats.org/markup-compatibility/2006" xmlns:r="http://schemas.openxmlformats.org/officeDocument/2006/relationships" xmlns:w="http://schemas.openxmlformats.org/wordprocessingml/2006/main" xmlns:w14="http://schemas.microsoft.com/office/word/2010/wordml" xmlns:w15="http://schemas.microsoft.com/office/word/2012/wordml" xmlns:w16cex="http://schemas.microsoft.com/office/word/2018/wordml/cex" xmlns:w16cid="http://schemas.microsoft.com/office/word/2016/wordml/cid" xmlns:w16="http://schemas.microsoft.com/office/word/2018/wordml" xmlns:w16du="http://schemas.microsoft.com/office/word/2023/wordml/word16du" xmlns:w16sdtdh="http://schemas.microsoft.com/office/word/2020/wordml/sdtdatahash" xmlns:w16sdtfl="http://schemas.microsoft.com/office/word/2024/wordml/sdtformatlock" xmlns:w16se="http://schemas.microsoft.com/office/word/2015/wordml/symex" mc:Ignorable="w14 w15 w16se w16cid w16 w16cex w16sdtdh w16sdtfl w16du">
   <w:docDefaults>
     <w:rPrDefault>
       <w:rPr>
@@ -1890,7 +1767,7 @@
       </w:pPr>
     </w:pPrDefault>
   </w:docDefaults>
-  <w:latentStyles w:defLockedState="0" w:defUIPriority="99" w:defSemiHidden="0" w:defUnhideWhenUsed="0" w:defQFormat="0" w:count="371">
+  <w:latentStyles w:defLockedState="0" w:defUIPriority="99" w:defSemiHidden="0" w:defUnhideWhenUsed="0" w:defQFormat="0" w:count="376">
     <w:lsdException w:name="Normal" w:uiPriority="0" w:qFormat="1"/>
     <w:lsdException w:name="heading 1" w:uiPriority="9" w:qFormat="1"/>
     <w:lsdException w:name="heading 2" w:semiHidden="1" w:uiPriority="9" w:unhideWhenUsed="1" w:qFormat="1"/>
@@ -2262,6 +2139,11 @@
     <w:lsdException w:name="List Table 5 Dark Accent 6" w:uiPriority="50"/>
     <w:lsdException w:name="List Table 6 Colorful Accent 6" w:uiPriority="51"/>
     <w:lsdException w:name="List Table 7 Colorful Accent 6" w:uiPriority="52"/>
+    <w:lsdException w:name="Mention" w:semiHidden="1" w:unhideWhenUsed="1"/>
+    <w:lsdException w:name="Smart Hyperlink" w:semiHidden="1" w:unhideWhenUsed="1"/>
+    <w:lsdException w:name="Hashtag" w:semiHidden="1" w:unhideWhenUsed="1"/>
+    <w:lsdException w:name="Unresolved Mention" w:semiHidden="1" w:unhideWhenUsed="1"/>
+    <w:lsdException w:name="Smart Link" w:semiHidden="1" w:unhideWhenUsed="1"/>
   </w:latentStyles>
   <w:style w:type="paragraph" w:default="1" w:styleId="Normal">
     <w:name w:val="Normal"/>
@@ -2365,7 +2247,6 @@
       <w14:ligatures w14:val="none"/>
     </w:rPr>
     <w:tblPr>
-      <w:tblInd w:w="0" w:type="dxa"/>
       <w:tblBorders>
         <w:top w:val="single" w:sz="4" w:space="0" w:color="auto"/>
         <w:left w:val="single" w:sz="4" w:space="0" w:color="auto"/>
@@ -2374,12 +2255,6 @@
         <w:insideH w:val="single" w:sz="4" w:space="0" w:color="auto"/>
         <w:insideV w:val="single" w:sz="4" w:space="0" w:color="auto"/>
       </w:tblBorders>
-      <w:tblCellMar>
-        <w:top w:w="0" w:type="dxa"/>
-        <w:left w:w="108" w:type="dxa"/>
-        <w:bottom w:w="0" w:type="dxa"/>
-        <w:right w:w="108" w:type="dxa"/>
-      </w:tblCellMar>
     </w:tblPr>
   </w:style>
   <w:style w:type="character" w:styleId="PlaceholderText">
@@ -2396,66 +2271,8 @@
 </file>
 
 <file path=word/glossary/document.xml><?xml version="1.0" encoding="utf-8"?>
-<w:glossaryDocument xmlns:wpc="http://schemas.microsoft.com/office/word/2010/wordprocessingCanvas" xmlns:mc="http://schemas.openxmlformats.org/markup-compatibility/2006" xmlns:o="urn:schemas-microsoft-com:office:office" xmlns:r="http://schemas.openxmlformats.org/officeDocument/2006/relationships" xmlns:m="http://schemas.openxmlformats.org/officeDocument/2006/math" xmlns:v="urn:schemas-microsoft-com:vml" xmlns:wp14="http://schemas.microsoft.com/office/word/2010/wordprocessingDrawing" xmlns:wp="http://schemas.openxmlformats.org/drawingml/2006/wordprocessingDrawing" xmlns:w10="urn:schemas-microsoft-com:office:word" xmlns:w="http://schemas.openxmlformats.org/wordprocessingml/2006/main" xmlns:w14="http://schemas.microsoft.com/office/word/2010/wordml" xmlns:w15="http://schemas.microsoft.com/office/word/2012/wordml" xmlns:wpg="http://schemas.microsoft.com/office/word/2010/wordprocessingGroup" xmlns:wpi="http://schemas.microsoft.com/office/word/2010/wordprocessingInk" xmlns:wne="http://schemas.microsoft.com/office/word/2006/wordml" xmlns:wps="http://schemas.microsoft.com/office/word/2010/wordprocessingShape" mc:Ignorable="w14 w15 wp14">
+<w:glossaryDocument xmlns:wpc="http://schemas.microsoft.com/office/word/2010/wordprocessingCanvas" xmlns:cx="http://schemas.microsoft.com/office/drawing/2014/chartex" xmlns:cx1="http://schemas.microsoft.com/office/drawing/2015/9/8/chartex" xmlns:cx2="http://schemas.microsoft.com/office/drawing/2015/10/21/chartex" xmlns:cx3="http://schemas.microsoft.com/office/drawing/2016/5/9/chartex" xmlns:cx4="http://schemas.microsoft.com/office/drawing/2016/5/10/chartex" xmlns:cx5="http://schemas.microsoft.com/office/drawing/2016/5/11/chartex" xmlns:cx6="http://schemas.microsoft.com/office/drawing/2016/5/12/chartex" xmlns:cx7="http://schemas.microsoft.com/office/drawing/2016/5/13/chartex" xmlns:cx8="http://schemas.microsoft.com/office/drawing/2016/5/14/chartex" xmlns:mc="http://schemas.openxmlformats.org/markup-compatibility/2006" xmlns:aink="http://schemas.microsoft.com/office/drawing/2016/ink" xmlns:am3d="http://schemas.microsoft.com/office/drawing/2017/model3d" xmlns:o="urn:schemas-microsoft-com:office:office" xmlns:oel="http://schemas.microsoft.com/office/2019/extlst" xmlns:r="http://schemas.openxmlformats.org/officeDocument/2006/relationships" xmlns:m="http://schemas.openxmlformats.org/officeDocument/2006/math" xmlns:v="urn:schemas-microsoft-com:vml" xmlns:wp14="http://schemas.microsoft.com/office/word/2010/wordprocessingDrawing" xmlns:wp="http://schemas.openxmlformats.org/drawingml/2006/wordprocessingDrawing" xmlns:w10="urn:schemas-microsoft-com:office:word" xmlns:w="http://schemas.openxmlformats.org/wordprocessingml/2006/main" xmlns:w14="http://schemas.microsoft.com/office/word/2010/wordml" xmlns:w15="http://schemas.microsoft.com/office/word/2012/wordml" xmlns:w16cex="http://schemas.microsoft.com/office/word/2018/wordml/cex" xmlns:w16cid="http://schemas.microsoft.com/office/word/2016/wordml/cid" xmlns:w16="http://schemas.microsoft.com/office/word/2018/wordml" xmlns:w16du="http://schemas.microsoft.com/office/word/2023/wordml/word16du" xmlns:w16sdtdh="http://schemas.microsoft.com/office/word/2020/wordml/sdtdatahash" xmlns:w16sdtfl="http://schemas.microsoft.com/office/word/2024/wordml/sdtformatlock" xmlns:w16se="http://schemas.microsoft.com/office/word/2015/wordml/symex" xmlns:wpg="http://schemas.microsoft.com/office/word/2010/wordprocessingGroup" xmlns:wpi="http://schemas.microsoft.com/office/word/2010/wordprocessingInk" xmlns:wne="http://schemas.microsoft.com/office/word/2006/wordml" xmlns:wps="http://schemas.microsoft.com/office/word/2010/wordprocessingShape" mc:Ignorable="w14 w15 w16se w16cid w16 w16cex w16sdtdh w16sdtfl w16du wp14">
   <w:docParts>
-    <w:docPart>
-      <w:docPartPr>
-        <w:name w:val="5AE9AEC99DA34E2AADF7B14B99F0CD31"/>
-        <w:category>
-          <w:name w:val="General"/>
-          <w:gallery w:val="placeholder"/>
-        </w:category>
-        <w:types>
-          <w:type w:val="bbPlcHdr"/>
-        </w:types>
-        <w:behaviors>
-          <w:behavior w:val="content"/>
-        </w:behaviors>
-        <w:guid w:val="{F919D759-5630-4A92-9D85-E686EF09BE9C}"/>
-      </w:docPartPr>
-      <w:docPartBody>
-        <w:p>
-          <w:pPr>
-            <w:pStyle w:val="5AE9AEC99DA34E2AADF7B14B99F0CD31"/>
-          </w:pPr>
-          <w:r>
-            <w:rPr>
-              <w:rStyle w:val="PlaceholderText"/>
-            </w:rPr>
-            <w:t>Click or tap here to enter text.</w:t>
-          </w:r>
-        </w:p>
-      </w:docPartBody>
-    </w:docPart>
-    <w:docPart>
-      <w:docPartPr>
-        <w:name w:val="462DA106F37643F0AB356245F81CF4AA"/>
-        <w:category>
-          <w:name w:val="General"/>
-          <w:gallery w:val="placeholder"/>
-        </w:category>
-        <w:types>
-          <w:type w:val="bbPlcHdr"/>
-        </w:types>
-        <w:behaviors>
-          <w:behavior w:val="content"/>
-        </w:behaviors>
-        <w:guid w:val="{EE50DC82-23E1-48C8-9F99-A5ED7E7C7093}"/>
-      </w:docPartPr>
-      <w:docPartBody>
-        <w:p>
-          <w:pPr>
-            <w:pStyle w:val="462DA106F37643F0AB356245F81CF4AA"/>
-          </w:pPr>
-          <w:r>
-            <w:rPr>
-              <w:rStyle w:val="PlaceholderText"/>
-            </w:rPr>
-            <w:t>Click or tap here to enter text.</w:t>
-          </w:r>
-        </w:p>
-      </w:docPartBody>
-    </w:docPart>
     <w:docPart>
       <w:docPartPr>
         <w:name w:val="A759855696BC4308ACDF16F2BDC7D783"/>
@@ -2481,93 +2298,6 @@
               <w:rStyle w:val="PlaceholderText"/>
             </w:rPr>
             <w:t>Click or tap here to enter text.</w:t>
-          </w:r>
-        </w:p>
-      </w:docPartBody>
-    </w:docPart>
-    <w:docPart>
-      <w:docPartPr>
-        <w:name w:val="34501F3B7827425CB0188B49EB43DB7B"/>
-        <w:category>
-          <w:name w:val="General"/>
-          <w:gallery w:val="placeholder"/>
-        </w:category>
-        <w:types>
-          <w:type w:val="bbPlcHdr"/>
-        </w:types>
-        <w:behaviors>
-          <w:behavior w:val="content"/>
-        </w:behaviors>
-        <w:guid w:val="{74DE219C-AFA0-4D13-80EA-0AA399022595}"/>
-      </w:docPartPr>
-      <w:docPartBody>
-        <w:p>
-          <w:pPr>
-            <w:pStyle w:val="34501F3B7827425CB0188B49EB43DB7B"/>
-          </w:pPr>
-          <w:r>
-            <w:rPr>
-              <w:rStyle w:val="PlaceholderText"/>
-            </w:rPr>
-            <w:t>Click or tap to enter a date.</w:t>
-          </w:r>
-        </w:p>
-      </w:docPartBody>
-    </w:docPart>
-    <w:docPart>
-      <w:docPartPr>
-        <w:name w:val="5A3B5A2850AA41A5BAA9E58ED0AE1F1F"/>
-        <w:category>
-          <w:name w:val="General"/>
-          <w:gallery w:val="placeholder"/>
-        </w:category>
-        <w:types>
-          <w:type w:val="bbPlcHdr"/>
-        </w:types>
-        <w:behaviors>
-          <w:behavior w:val="content"/>
-        </w:behaviors>
-        <w:guid w:val="{C303A44F-C63C-4366-BFE2-AB6948ECB02E}"/>
-      </w:docPartPr>
-      <w:docPartBody>
-        <w:p>
-          <w:pPr>
-            <w:pStyle w:val="5A3B5A2850AA41A5BAA9E58ED0AE1F1F"/>
-          </w:pPr>
-          <w:r>
-            <w:rPr>
-              <w:rStyle w:val="PlaceholderText"/>
-            </w:rPr>
-            <w:t>Click or tap to enter a date.</w:t>
-          </w:r>
-        </w:p>
-      </w:docPartBody>
-    </w:docPart>
-    <w:docPart>
-      <w:docPartPr>
-        <w:name w:val="06A643D9AF0B40368FD7A96421C46907"/>
-        <w:category>
-          <w:name w:val="General"/>
-          <w:gallery w:val="placeholder"/>
-        </w:category>
-        <w:types>
-          <w:type w:val="bbPlcHdr"/>
-        </w:types>
-        <w:behaviors>
-          <w:behavior w:val="content"/>
-        </w:behaviors>
-        <w:guid w:val="{C26CF3A1-3221-4ABD-A959-48D920872B5B}"/>
-      </w:docPartPr>
-      <w:docPartBody>
-        <w:p>
-          <w:pPr>
-            <w:pStyle w:val="06A643D9AF0B40368FD7A96421C46907"/>
-          </w:pPr>
-          <w:r>
-            <w:rPr>
-              <w:rStyle w:val="PlaceholderText"/>
-            </w:rPr>
-            <w:t>Click or tap to enter a date.</w:t>
           </w:r>
         </w:p>
       </w:docPartBody>
@@ -2606,13 +2336,13 @@
 </file>
 
 <file path=word/glossary/fontTable.xml><?xml version="1.0" encoding="utf-8"?>
-<w:fonts xmlns:mc="http://schemas.openxmlformats.org/markup-compatibility/2006" xmlns:r="http://schemas.openxmlformats.org/officeDocument/2006/relationships" xmlns:w="http://schemas.openxmlformats.org/wordprocessingml/2006/main" xmlns:w14="http://schemas.microsoft.com/office/word/2010/wordml" xmlns:w15="http://schemas.microsoft.com/office/word/2012/wordml" mc:Ignorable="w14 w15">
+<w:fonts xmlns:mc="http://schemas.openxmlformats.org/markup-compatibility/2006" xmlns:r="http://schemas.openxmlformats.org/officeDocument/2006/relationships" xmlns:w="http://schemas.openxmlformats.org/wordprocessingml/2006/main" xmlns:w14="http://schemas.microsoft.com/office/word/2010/wordml" xmlns:w15="http://schemas.microsoft.com/office/word/2012/wordml" xmlns:w16cex="http://schemas.microsoft.com/office/word/2018/wordml/cex" xmlns:w16cid="http://schemas.microsoft.com/office/word/2016/wordml/cid" xmlns:w16="http://schemas.microsoft.com/office/word/2018/wordml" xmlns:w16du="http://schemas.microsoft.com/office/word/2023/wordml/word16du" xmlns:w16sdtdh="http://schemas.microsoft.com/office/word/2020/wordml/sdtdatahash" xmlns:w16sdtfl="http://schemas.microsoft.com/office/word/2024/wordml/sdtformatlock" xmlns:w16se="http://schemas.microsoft.com/office/word/2015/wordml/symex" mc:Ignorable="w14 w15 w16se w16cid w16 w16cex w16sdtdh w16sdtfl w16du">
   <w:font w:name="Calibri">
     <w:panose1 w:val="020F0502020204030204"/>
     <w:charset w:val="00"/>
     <w:family w:val="swiss"/>
     <w:pitch w:val="variable"/>
-    <w:sig w:usb0="E0002AFF" w:usb1="C000247B" w:usb2="00000009" w:usb3="00000000" w:csb0="000001FF" w:csb1="00000000"/>
+    <w:sig w:usb0="E4002EFF" w:usb1="C200247B" w:usb2="00000009" w:usb3="00000000" w:csb0="000001FF" w:csb1="00000000"/>
   </w:font>
   <w:font w:name="Cordia New">
     <w:panose1 w:val="020B0304020202020204"/>
@@ -2629,18 +2359,17 @@
     <w:sig w:usb0="E0002EFF" w:usb1="C000785B" w:usb2="00000009" w:usb3="00000000" w:csb0="000001FF" w:csb1="00000000"/>
   </w:font>
   <w:font w:name="TH SarabunPSK">
-    <w:panose1 w:val="020B0500040200020003"/>
-    <w:charset w:val="00"/>
+    <w:charset w:val="DE"/>
     <w:family w:val="swiss"/>
     <w:pitch w:val="variable"/>
-    <w:sig w:usb0="A100006F" w:usb1="5000205A" w:usb2="00000000" w:usb3="00000000" w:csb0="00010183" w:csb1="00000000"/>
+    <w:sig w:usb0="01000003" w:usb1="00000000" w:usb2="00000000" w:usb3="00000000" w:csb0="00010111" w:csb1="00000000"/>
   </w:font>
   <w:font w:name="Calibri Light">
     <w:panose1 w:val="020F0302020204030204"/>
     <w:charset w:val="00"/>
     <w:family w:val="swiss"/>
     <w:pitch w:val="variable"/>
-    <w:sig w:usb0="E0002AFF" w:usb1="C000247B" w:usb2="00000009" w:usb3="00000000" w:csb0="000001FF" w:csb1="00000000"/>
+    <w:sig w:usb0="E4002EFF" w:usb1="C200247B" w:usb2="00000009" w:usb3="00000000" w:csb0="000001FF" w:csb1="00000000"/>
   </w:font>
   <w:font w:name="Angsana New">
     <w:panose1 w:val="02020603050405020304"/>
@@ -2649,11 +2378,23 @@
     <w:pitch w:val="variable"/>
     <w:sig w:usb0="81000003" w:usb1="00000000" w:usb2="00000000" w:usb3="00000000" w:csb0="00010001" w:csb1="00000000"/>
   </w:font>
+  <w:font w:name="Aptos">
+    <w:charset w:val="00"/>
+    <w:family w:val="swiss"/>
+    <w:pitch w:val="variable"/>
+    <w:sig w:usb0="20000287" w:usb1="00000003" w:usb2="00000000" w:usb3="00000000" w:csb0="0000019F" w:csb1="00000000"/>
+  </w:font>
+  <w:font w:name="Aptos Display">
+    <w:charset w:val="00"/>
+    <w:family w:val="swiss"/>
+    <w:pitch w:val="variable"/>
+    <w:sig w:usb0="20000287" w:usb1="00000003" w:usb2="00000000" w:usb3="00000000" w:csb0="0000019F" w:csb1="00000000"/>
+  </w:font>
 </w:fonts>
 </file>
 
 <file path=word/glossary/settings.xml><?xml version="1.0" encoding="utf-8"?>
-<w:settings xmlns:mc="http://schemas.openxmlformats.org/markup-compatibility/2006" xmlns:o="urn:schemas-microsoft-com:office:office" xmlns:r="http://schemas.openxmlformats.org/officeDocument/2006/relationships" xmlns:m="http://schemas.openxmlformats.org/officeDocument/2006/math" xmlns:v="urn:schemas-microsoft-com:vml" xmlns:w10="urn:schemas-microsoft-com:office:word" xmlns:w="http://schemas.openxmlformats.org/wordprocessingml/2006/main" xmlns:w14="http://schemas.microsoft.com/office/word/2010/wordml" xmlns:w15="http://schemas.microsoft.com/office/word/2012/wordml" xmlns:sl="http://schemas.openxmlformats.org/schemaLibrary/2006/main" mc:Ignorable="w14 w15">
+<w:settings xmlns:mc="http://schemas.openxmlformats.org/markup-compatibility/2006" xmlns:o="urn:schemas-microsoft-com:office:office" xmlns:r="http://schemas.openxmlformats.org/officeDocument/2006/relationships" xmlns:m="http://schemas.openxmlformats.org/officeDocument/2006/math" xmlns:v="urn:schemas-microsoft-com:vml" xmlns:w10="urn:schemas-microsoft-com:office:word" xmlns:w="http://schemas.openxmlformats.org/wordprocessingml/2006/main" xmlns:w14="http://schemas.microsoft.com/office/word/2010/wordml" xmlns:w15="http://schemas.microsoft.com/office/word/2012/wordml" xmlns:w16cex="http://schemas.microsoft.com/office/word/2018/wordml/cex" xmlns:w16cid="http://schemas.microsoft.com/office/word/2016/wordml/cid" xmlns:w16="http://schemas.microsoft.com/office/word/2018/wordml" xmlns:w16du="http://schemas.microsoft.com/office/word/2023/wordml/word16du" xmlns:w16sdtdh="http://schemas.microsoft.com/office/word/2020/wordml/sdtdatahash" xmlns:w16sdtfl="http://schemas.microsoft.com/office/word/2024/wordml/sdtformatlock" xmlns:w16se="http://schemas.microsoft.com/office/word/2015/wordml/symex" xmlns:sl="http://schemas.openxmlformats.org/schemaLibrary/2006/main" mc:Ignorable="w14 w15 w16se w16cid w16 w16cex w16sdtdh w16sdtfl w16du">
   <w:view w:val="normal"/>
   <w:defaultTabStop w:val="720"/>
   <w:characterSpacingControl w:val="doNotCompress"/>
@@ -2665,6 +2406,7 @@
     <w:compatSetting w:name="enableOpenTypeFeatures" w:uri="http://schemas.microsoft.com/office/word" w:val="1"/>
     <w:compatSetting w:name="doNotFlipMirrorIndents" w:uri="http://schemas.microsoft.com/office/word" w:val="1"/>
     <w:compatSetting w:name="differentiateMultirowTableHeaders" w:uri="http://schemas.microsoft.com/office/word" w:val="1"/>
+    <w:compatSetting w:name="useWord2013TrackBottomHyphenation" w:uri="http://schemas.microsoft.com/office/word" w:val="1"/>
   </w:compat>
   <w:rsids>
     <w:rsidRoot w:val="004D412D"/>
@@ -2684,7 +2426,9 @@
     <w:rsid w:val="00462F90"/>
     <w:rsid w:val="004D412D"/>
     <w:rsid w:val="00503B75"/>
+    <w:rsid w:val="00547119"/>
     <w:rsid w:val="005A4A00"/>
+    <w:rsid w:val="005A5CEB"/>
     <w:rsid w:val="005D0C47"/>
     <w:rsid w:val="005D5A84"/>
     <w:rsid w:val="005F47EE"/>
@@ -2715,11 +2459,13 @@
     <w:rsid w:val="00BD4424"/>
     <w:rsid w:val="00C17663"/>
     <w:rsid w:val="00C415EC"/>
+    <w:rsid w:val="00CF3886"/>
     <w:rsid w:val="00DC5325"/>
     <w:rsid w:val="00DD0DDE"/>
     <w:rsid w:val="00DE0C57"/>
     <w:rsid w:val="00E329DA"/>
     <w:rsid w:val="00E62652"/>
+    <w:rsid w:val="00E63BA0"/>
     <w:rsid w:val="00E66F97"/>
     <w:rsid w:val="00E736F6"/>
     <w:rsid w:val="00E83ECA"/>
@@ -2750,7 +2496,7 @@
 </file>
 
 <file path=word/glossary/styles.xml><?xml version="1.0" encoding="utf-8"?>
-<w:styles xmlns:mc="http://schemas.openxmlformats.org/markup-compatibility/2006" xmlns:r="http://schemas.openxmlformats.org/officeDocument/2006/relationships" xmlns:w="http://schemas.openxmlformats.org/wordprocessingml/2006/main" xmlns:w14="http://schemas.microsoft.com/office/word/2010/wordml" xmlns:w15="http://schemas.microsoft.com/office/word/2012/wordml" mc:Ignorable="w14 w15">
+<w:styles xmlns:mc="http://schemas.openxmlformats.org/markup-compatibility/2006" xmlns:r="http://schemas.openxmlformats.org/officeDocument/2006/relationships" xmlns:w="http://schemas.openxmlformats.org/wordprocessingml/2006/main" xmlns:w14="http://schemas.microsoft.com/office/word/2010/wordml" xmlns:w15="http://schemas.microsoft.com/office/word/2012/wordml" xmlns:w16cex="http://schemas.microsoft.com/office/word/2018/wordml/cex" xmlns:w16cid="http://schemas.microsoft.com/office/word/2016/wordml/cid" xmlns:w16="http://schemas.microsoft.com/office/word/2018/wordml" xmlns:w16du="http://schemas.microsoft.com/office/word/2023/wordml/word16du" xmlns:w16sdtdh="http://schemas.microsoft.com/office/word/2020/wordml/sdtdatahash" xmlns:w16sdtfl="http://schemas.microsoft.com/office/word/2024/wordml/sdtformatlock" xmlns:w16se="http://schemas.microsoft.com/office/word/2015/wordml/symex" mc:Ignorable="w14 w15 w16se w16cid w16 w16cex w16sdtdh w16sdtfl w16du">
   <w:docDefaults>
     <w:rPrDefault>
       <w:rPr>
@@ -2768,7 +2514,7 @@
       </w:pPr>
     </w:pPrDefault>
   </w:docDefaults>
-  <w:latentStyles w:defLockedState="0" w:defUIPriority="99" w:defSemiHidden="0" w:defUnhideWhenUsed="0" w:defQFormat="0" w:count="371">
+  <w:latentStyles w:defLockedState="0" w:defUIPriority="99" w:defSemiHidden="0" w:defUnhideWhenUsed="0" w:defQFormat="0" w:count="376">
     <w:lsdException w:name="Normal" w:uiPriority="0" w:qFormat="1"/>
     <w:lsdException w:name="heading 1" w:uiPriority="9" w:qFormat="1"/>
     <w:lsdException w:name="heading 2" w:semiHidden="1" w:uiPriority="9" w:unhideWhenUsed="1" w:qFormat="1"/>
@@ -3140,6 +2886,11 @@
     <w:lsdException w:name="List Table 5 Dark Accent 6" w:uiPriority="50"/>
     <w:lsdException w:name="List Table 6 Colorful Accent 6" w:uiPriority="51"/>
     <w:lsdException w:name="List Table 7 Colorful Accent 6" w:uiPriority="52"/>
+    <w:lsdException w:name="Mention" w:semiHidden="1" w:unhideWhenUsed="1"/>
+    <w:lsdException w:name="Smart Hyperlink" w:semiHidden="1" w:unhideWhenUsed="1"/>
+    <w:lsdException w:name="Hashtag" w:semiHidden="1" w:unhideWhenUsed="1"/>
+    <w:lsdException w:name="Unresolved Mention" w:semiHidden="1" w:unhideWhenUsed="1"/>
+    <w:lsdException w:name="Smart Link" w:semiHidden="1" w:unhideWhenUsed="1"/>
   </w:latentStyles>
   <w:style w:type="paragraph" w:default="1" w:styleId="Normal">
     <w:name w:val="Normal"/>
@@ -3182,28 +2933,8 @@
       <w:color w:val="808080"/>
     </w:rPr>
   </w:style>
-  <w:style w:type="paragraph" w:customStyle="1" w:styleId="5AE9AEC99DA34E2AADF7B14B99F0CD31">
-    <w:name w:val="5AE9AEC99DA34E2AADF7B14B99F0CD31"/>
-    <w:rsid w:val="004D412D"/>
-  </w:style>
-  <w:style w:type="paragraph" w:customStyle="1" w:styleId="462DA106F37643F0AB356245F81CF4AA">
-    <w:name w:val="462DA106F37643F0AB356245F81CF4AA"/>
-    <w:rsid w:val="004D412D"/>
-  </w:style>
   <w:style w:type="paragraph" w:customStyle="1" w:styleId="A759855696BC4308ACDF16F2BDC7D783">
     <w:name w:val="A759855696BC4308ACDF16F2BDC7D783"/>
-    <w:rsid w:val="004D412D"/>
-  </w:style>
-  <w:style w:type="paragraph" w:customStyle="1" w:styleId="34501F3B7827425CB0188B49EB43DB7B">
-    <w:name w:val="34501F3B7827425CB0188B49EB43DB7B"/>
-    <w:rsid w:val="004D412D"/>
-  </w:style>
-  <w:style w:type="paragraph" w:customStyle="1" w:styleId="5A3B5A2850AA41A5BAA9E58ED0AE1F1F">
-    <w:name w:val="5A3B5A2850AA41A5BAA9E58ED0AE1F1F"/>
-    <w:rsid w:val="004D412D"/>
-  </w:style>
-  <w:style w:type="paragraph" w:customStyle="1" w:styleId="06A643D9AF0B40368FD7A96421C46907">
-    <w:name w:val="06A643D9AF0B40368FD7A96421C46907"/>
     <w:rsid w:val="004D412D"/>
   </w:style>
   <w:style w:type="paragraph" w:customStyle="1" w:styleId="D207863B442A421D8B9C4AD9B02C0D9F">
@@ -3218,7 +2949,7 @@
 </file>
 
 <file path=word/glossary/webSettings.xml><?xml version="1.0" encoding="utf-8"?>
-<w:webSettings xmlns:mc="http://schemas.openxmlformats.org/markup-compatibility/2006" xmlns:r="http://schemas.openxmlformats.org/officeDocument/2006/relationships" xmlns:w="http://schemas.openxmlformats.org/wordprocessingml/2006/main" xmlns:w14="http://schemas.microsoft.com/office/word/2010/wordml" xmlns:w15="http://schemas.microsoft.com/office/word/2012/wordml" mc:Ignorable="w14 w15">
+<w:webSettings xmlns:mc="http://schemas.openxmlformats.org/markup-compatibility/2006" xmlns:r="http://schemas.openxmlformats.org/officeDocument/2006/relationships" xmlns:w="http://schemas.openxmlformats.org/wordprocessingml/2006/main" xmlns:w14="http://schemas.microsoft.com/office/word/2010/wordml" xmlns:w15="http://schemas.microsoft.com/office/word/2012/wordml" xmlns:w16cex="http://schemas.microsoft.com/office/word/2018/wordml/cex" xmlns:w16cid="http://schemas.microsoft.com/office/word/2016/wordml/cid" xmlns:w16="http://schemas.microsoft.com/office/word/2018/wordml" xmlns:w16du="http://schemas.microsoft.com/office/word/2023/wordml/word16du" xmlns:w16sdtdh="http://schemas.microsoft.com/office/word/2020/wordml/sdtdatahash" xmlns:w16sdtfl="http://schemas.microsoft.com/office/word/2024/wordml/sdtformatlock" xmlns:w16se="http://schemas.microsoft.com/office/word/2015/wordml/symex" mc:Ignorable="w14 w15 w16se w16cid w16 w16cex w16sdtdh w16sdtfl w16du">
   <w:optimizeForBrowser/>
   <w:allowPNG/>
 </w:webSettings>
